--- a/参赛材料/7-作品介绍视频拍摄脚本.docx
+++ b/参赛材料/7-作品介绍视频拍摄脚本.docx
@@ -786,7 +786,7 @@
               <w:rPr>
                 <w:sz w:val="22"/>
               </w:rPr>
-              <w:t>收尾：全系统 11 张业务表真实落库、全量审计留痕、RBAC 细粒度权限、Docker 一键部署、33 项自动化测试。感谢观看。</w:t>
+              <w:t>收尾：全系统 29 张业务表真实落库、全量审计留痕、RBAC 细粒度权限、Docker 一键部署、33 项自动化测试。感谢观看。</w:t>
             </w:r>
           </w:p>
         </w:tc>

--- a/参赛材料/7-作品介绍视频拍摄脚本.docx
+++ b/参赛材料/7-作品介绍视频拍摄脚本.docx
@@ -786,7 +786,7 @@
               <w:rPr>
                 <w:sz w:val="22"/>
               </w:rPr>
-              <w:t>收尾：全系统 29 张业务表真实落库、全量审计留痕、RBAC 细粒度权限、Docker 一键部署、33 项自动化测试。感谢观看。</w:t>
+              <w:t>收尾：全系统 29 张业务表真实落库、全量审计留痕、RBAC 细粒度权限、Docker 一键部署、29 个测试文件 / 193 项用例自动化测试。感谢观看。</w:t>
             </w:r>
           </w:p>
         </w:tc>

--- a/参赛材料/7-作品介绍视频拍摄脚本.docx
+++ b/参赛材料/7-作品介绍视频拍摄脚本.docx
@@ -786,7 +786,7 @@
               <w:rPr>
                 <w:sz w:val="22"/>
               </w:rPr>
-              <w:t>收尾：全系统 29 张业务表真实落库、全量审计留痕、RBAC 细粒度权限、Docker 一键部署、29 个测试文件 / 193 项用例自动化测试。感谢观看。</w:t>
+              <w:t>收尾：全系统 29 张业务表真实落库、全量审计留痕、RBAC 细粒度权限、Docker 一键部署、33 个测试文件 / 234 项用例自动化测试。感谢观看。</w:t>
             </w:r>
           </w:p>
         </w:tc>

--- a/参赛材料/7-作品介绍视频拍摄脚本.docx
+++ b/参赛材料/7-作品介绍视频拍摄脚本.docx
@@ -786,7 +786,7 @@
               <w:rPr>
                 <w:sz w:val="22"/>
               </w:rPr>
-              <w:t>收尾：全系统 29 张业务表真实落库、全量审计留痕、RBAC 细粒度权限、Docker 一键部署、33 个测试文件 / 234 项用例自动化测试。感谢观看。</w:t>
+              <w:t>收尾：全系统 29 张业务表真实落库、全量审计留痕、RBAC 细粒度权限、Docker 一键部署、33 个测试文件 / 237 项用例自动化测试。感谢观看。</w:t>
             </w:r>
           </w:p>
         </w:tc>
